--- a/example_articles/states/New Mexico/3.states_New Mexico_Other_publisher.docx
+++ b/example_articles/states/New Mexico/3.states_New Mexico_Other_publisher.docx
@@ -27,17 +27,17 @@
     </w:p>
     <w:p>
       <w:r>
-        <w:t>Source File: Other publishers/Files (500) (25).DOCX</w:t>
+        <w:t>Source file: Other publishers/Files (500) (25).DOCX</w:t>
       </w:r>
     </w:p>
     <w:p>
       <w:r>
-        <w:t>Raw locations result: ['New Mexico']</w:t>
+        <w:t>Raw locations result, 'locations': ['New Mexico']</w:t>
       </w:r>
     </w:p>
     <w:p>
       <w:r>
-        <w:t>states_stand_flat (Standardized): New Mexico</w:t>
+        <w:t>Standardized locations result, 'states_stand_flat': New Mexico</w:t>
       </w:r>
     </w:p>
     <w:p>

--- a/example_articles/states/New Mexico/3.states_New Mexico_Other_publisher.docx
+++ b/example_articles/states/New Mexico/3.states_New Mexico_Other_publisher.docx
@@ -7,7 +7,7 @@
         <w:pStyle w:val="Heading1"/>
       </w:pPr>
       <w:r>
-        <w:t>NEIGHBOR IN NEED; SUMMER HILL HELPING WOMAN DEVASTATED BY HOUSE FIRE</w:t>
+        <w:t>The student: Writing a new chapter in life</w:t>
       </w:r>
     </w:p>
     <w:p>
@@ -17,17 +17,17 @@
     </w:p>
     <w:p>
       <w:r>
-        <w:t>Date: 2005-12-31</w:t>
+        <w:t>Date: 2001-12-17</w:t>
       </w:r>
     </w:p>
     <w:p>
       <w:r>
-        <w:t>Section: LOCAL; Pg. B-1</w:t>
+        <w:t>Section: LIFE;</w:t>
       </w:r>
     </w:p>
     <w:p>
       <w:r>
-        <w:t>Source file: Other publishers/Files (500) (25).DOCX</w:t>
+        <w:t>Source file: Other publishers/Files (500) (15).DOCX</w:t>
       </w:r>
     </w:p>
     <w:p>
@@ -49,57 +49,59 @@
     </w:p>
     <w:p>
       <w:r>
-        <w:t>Since the night her 12-year-old son Brian woke her, yelling "Mommy, Mommy, the third floor's on fire," Elizabeth Montgomery has stayed in hotels, at friends' houses and in her car, all the while fearing the city will fine her as early as next week for the charred remains, for which she had no insurance.</w:t>
+        <w:t>ALBUQUERQUE, N.M. -- Life was clicking along on schedule for Myra Luna. No surprise there.</w:t>
         <w:br/>
-        <w:t>The fire broke out early Nov. 29, destroying the Summer Hill home she had lived in since she was 13, one of the family dogs, Cain, and everything she owned. She got out in a robe that night, with both sons, James-Michael, 17, Brian, and their older dog, Diamond.</w:t>
+        <w:t>The go-till-you-drop daughter of working-class parents -- her father, Luis, is a night-shift airport custodian; mother Yvonne is a school nurse's aide -- was on her way to a personal trifecta.</w:t>
         <w:br/>
-        <w:t>Investigators said the fire originated in the electrical system, but the source was not certain. Ms. Montgomery said she used the third floor for storage.</w:t>
+        <w:t>After juggling two jobs each summer and pulling 20 hours a week during the school year, Luna will graduate this month from the University of New Mexico with a communications degree.</w:t>
         <w:br/>
-        <w:t>"It happened so fast," she said. "All my memories were up on there, [including] things I saved of my parents' ... it was already engulfed in flames when I woke up.</w:t>
+        <w:t>After two years of plane trips and an unceasing exchange of letters that covered their dorm room doors, she now lives here with fiance Brian Lucero, 22, who graduated in May from Columbia University in New York and landed a research position at UNM.</w:t>
         <w:br/>
-        <w:t>"Every time I close my eyes now, I see fire. I can't sleep. I have never been this stressed in my life."</w:t>
+        <w:t>And after various public-relations internships and duties as vice president of a campus PR group, Luna figured it was just a matter of deciding which product she would pitch as a bilingual PR professional, using her infectious brand of enthusiasm that would make P.T. Barnum envious.</w:t>
         <w:br/>
-        <w:t>The American Red Cross paid for nine days at a hotel for her and her sons, but the family had to split up after that; no friend or relative had room for all three. "I have never been apart from my boys before," Ms. Montgomery said. "They've always been my comfort zone."</w:t>
+        <w:t>Newly engaged, her personal life is set. But almost overnight, Luna's professional plans were derailed. "When I saw the devastation in New York, a city and a people that I associated with falling in love, my thoughts left my career and went to those people," she says.</w:t>
         <w:br/>
-        <w:t>A nurse's assistant at Allegheny General Hospital, Ms. Montgomery, 39, sometimes works night shifts and long hours. Because of this, shelter curfews have stymied her efforts to lodge with her sons and still work, and her modest income is too high for guidelines set by most social service agencies.</w:t>
+        <w:t>Luna is searching her soul for answers to questions that have renewed meaning for graduating collegians everywhere.</w:t>
         <w:br/>
-        <w:t>Around the corner, however, she has a neighbor named David Schuilenburg.</w:t>
+        <w:t>If I have a skill, how can I best put it to use? If life can be so painfully fleeting, should I spend time pursuing something that doesn't truly speak to me?</w:t>
         <w:br/>
-        <w:t>She didn't know him, but her sons have mowed his grass and shoveled his walk since he and his family moved to the neighborhood two years ago.</w:t>
+        <w:t>"I get job listings e-mailed to me, and before, I would have been copying them all down and calling like crazy," she says with an easy smile. "Now it's just like, delete, delete, delete.</w:t>
         <w:br/>
-        <w:t>Mr. Schuilenburg is a 911 dispatcher. He and his brother were raised by their mother, and that, he said, gave him a bond with Ms. Montgomery. When co-workers asked him if he knew about the fire, he said, "Yes, and you'd better donate."</w:t>
+        <w:t>"Three months ago, I felt that by now I'd know where I was headed. But," she shakes her head, "who knew?"</w:t>
         <w:br/>
-        <w:t>Last week, he started the Montgomery Family Fire Fund as treasurer of the Summer Hill Citizens' Committee. He has gotten commitments of aid from his church and several North Side neighborhood organizations, including two fire stations that will accept drop-off items, such as nonperishable food, clothing and supplies that can be used around the house.</w:t>
+        <w:t>In a sense, she did. As the long night of Sept. 11 pushed into the early hours of Sept. 12, Luna, unable to sleep, peppered Brian with questions. "I need to do something," she said. "How about if, just like you and I wrote letters back and forth, we write letters?"</w:t>
         <w:br/>
-        <w:t>Kurt Steigerwald, the fire captain at Engine House 34 on Perrysville Avenue, was at the fire. "I answered the alarm," he said. "I knew the street. Dave approached me the following evening" about the station being a drop-off site.</w:t>
+        <w:t>"Fine," said a groggy Lucero. "But just who are you going to write? New York City?"</w:t>
         <w:br/>
-        <w:t>The Spring Garden Shop 'n Save has placed a collection box for contributions of nonperishable food. Other collection sites for food and clothing, during business hours only, are the Fire Bureau's Engine House 38 on Essen Street; Mandy's Pizza on Perrysville Avenue and the Allegheny Center Alliance Church on East Ohio Street. Allegheny General Hospital has set up an internal fund for employees to contribute clothes and/or checks, according to Tom Chakurda, a hospital spokesman.</w:t>
+        <w:t>And so out of well-intentioned sarcasm came Letters of Hope, a letter-writing campaign aimed at New York rescue workers. With the help of another student, she set up a table near the campus duck pond and asked passersby if they wanted to write a letter to a stranger. So many stepped up that her pens quickly ran out of ink.</w:t>
         <w:br/>
-        <w:t>Eastminster Presbyterian Church in East Liberty also has agreed to accept goods.</w:t>
+        <w:t>Over the ensuing weeks, she had to beg, borrow and sweet-talk to get supplies. Eventually, she enlisted the help of the American Red Cross to ensure that the letters -- 1,412 in all -- made their way to New York.</w:t>
         <w:br/>
-        <w:t>Checks to the Montgomery Family Fire Fund can be deposited at National City Banks or sent in care of the fund to P.O. Box 7600, Pittsburgh 15214.</w:t>
+        <w:t>Local news crews covered her story. Luna says she doesn't like the spotlight, but she did videotape the news segments.</w:t>
         <w:br/>
-        <w:t>The Summer Hill Citizens Committee will present the money it collects to the family at its monthly meeting Jan. 17, said Mr. Schuilenburg. The Fire Fund will continue to collect through January.</w:t>
+        <w:t>She proudly screens them in the one-bedroom house she shares with Lucero in the working-class corner of Albuquerque where they both grew up.</w:t>
         <w:br/>
-        <w:t>Ms. Montgomery has applied to the Urban League for help with the first month's rent and security deposit once she finds an apartment. Now, she said, she is tapped out, in limbo and exhausted.</w:t>
+        <w:t>Their house bears witness to both their affection (Lucero is working on a painting of the couple hugging) and their differences (the stuffed Garfield is hers; tomes by Plato and Marx are his -- he intends to teach after getting a Ph.D. in history).</w:t>
         <w:br/>
-        <w:t>"Most programs are not geared toward working-class families," said Mr. Schuilenburg. "They're more readily available to people who are homeless or seeking refuge from abuse or drug dependency. I knew this was an issue our neighborhood should take on, to help one of our own."</w:t>
+        <w:t>While Luna rolls her eyes when talking about Lucero's smarts ("He's so brainy, it's scary"), he expresses equal awe of Myra's passion for people.</w:t>
         <w:br/>
-        <w:t>John Jennings, assistant chief of the city's Bureau of Building Inspection, said the demolitions department sent the Montgomery family its standard letter at the first of the month requiring that they have the house demolished or establish intent to demolish or restore it within 31 days. Fines for failure to act could be imposed as soon as early January.</w:t>
+        <w:t>"What she did with those letters was allow people here to express a very simple but powerful emotion," he says. "That being, 'Though we may be different out here 2,000 miles from New York, we're really all the same.' "</w:t>
         <w:br/>
-        <w:t>"The house presents dangerous, unstable conditions," he said. "We do try to work with home owners, though. She can call the chief next week and ask for an extension."</w:t>
+        <w:t>True. But what those letters did for Luna was equally liberating.</w:t>
         <w:br/>
-        <w:t>The red-brick, three-story house Ms. Montgomery inherited when her mother died five Christmases ago is open to the sky, its lower windows boarded. The tops of radiators show just above the sill of an open second floor window. A dormer window frames a stark picture of bare trees against gray sky.</w:t>
+        <w:t>"I can't forget those people who stopped to write them, tears welling up in their eyes. And when they were done, most just said two words to me: 'Thank you,' " Luna says, growing quiet. "And I'd think in that moment, 'Who are you? I don't know you. But maybe in this moment, I do know you. We're connected.' "</w:t>
         <w:br/>
-        <w:t>Ms. Montgomery, on a recent visit to the site, pointed at the window of her bedroom and stared for a while at the open attic, her eyes welling.</w:t>
+        <w:t>She says the Letters of Hope campaign brought her back to a question she had during her first public-relations course: What does a communications major do?</w:t>
         <w:br/>
-        <w:t>"All my life," she said, "people told me I have the same name" as the actress on the 1960s sit-com "Bewitched," whose character was able to fix everything by twitching her nose. With a rueful chuckle, she said, "If I could just do that now."</w:t>
+        <w:t>"I always thought it meant one thing only, going the corporate route," she says. "And then I did something that is a form of PR, but it was all for a cause, and it didn't make money, but instead maybe just gave people comfort."</w:t>
         <w:br/>
+        <w:t>She stops to listen to her own words, perhaps detecting in them a clue. Then she adds, "I don't know where I'll end up, but I would love to do something where I get that same feeling I got sitting at that rickety card table in front of the duck pond."</w:t>
         <w:br/>
-        <w:t>Notes</w:t>
+        <w:t>* Who: Myra Luna, 22</w:t>
         <w:br/>
+        <w:t>* Where: Albuquerque, N.M.</w:t>
         <w:br/>
-        <w:t>Diana Nelson Jones can be reached at djones@post-gazette.com or 412-263-1626. For more information about the Fire Fund, call 412-894-8743 or send e-mail to info@summerhillcitizens.org.</w:t>
+        <w:t>* What: A letter-writing campaign to New Yorkers shifts her professional ambitions just as she is about to graduate from college.</w:t>
         <w:br/>
         <w:br/>
         <w:t>Graphic</w:t>
@@ -107,7 +109,7 @@
         <w:br/>
         <w:t xml:space="preserve"> </w:t>
         <w:br/>
-        <w:t>PHOTO: Martha Rial/Post-Gazette: Elizabeth Montgomery stands in front of her home where she lived with her two sons in Summer Hill before it was destroyed by fire Nov. 29. Neighbor David Schuilenburg, at right with son Matthew, has formed a donation fund to help the family.</w:t>
+        <w:t>PHOTO, B/W, Steve Larese for USA TODAY; Communicating: Myra Luna, 22, launched a letter-writing campaign that produced 1,412 letters for rescue workers in New York.</w:t>
       </w:r>
     </w:p>
     <w:sectPr>
